--- a/fåglar/A 3253-2025 prioriterade fågelarter.docx
+++ b/fåglar/A 3253-2025 prioriterade fågelarter.docx
@@ -519,7 +519,7 @@
     <w:p/>
     <w:p>
       <w:r>
-        <w:t>2025-01-30</w:t>
+        <w:t>2025-01-31</w:t>
       </w:r>
       <w:r>
         <w:t xml:space="preserve"> </w:t>

--- a/fåglar/A 3253-2025 prioriterade fågelarter.docx
+++ b/fåglar/A 3253-2025 prioriterade fågelarter.docx
@@ -519,7 +519,7 @@
     <w:p/>
     <w:p>
       <w:r>
-        <w:t>2025-01-31</w:t>
+        <w:t>2025-02-02</w:t>
       </w:r>
       <w:r>
         <w:t xml:space="preserve"> </w:t>

--- a/fåglar/A 3253-2025 prioriterade fågelarter.docx
+++ b/fåglar/A 3253-2025 prioriterade fågelarter.docx
@@ -519,7 +519,7 @@
     <w:p/>
     <w:p>
       <w:r>
-        <w:t>2025-02-02</w:t>
+        <w:t>2025-02-03</w:t>
       </w:r>
       <w:r>
         <w:t xml:space="preserve"> </w:t>

--- a/fåglar/A 3253-2025 prioriterade fågelarter.docx
+++ b/fåglar/A 3253-2025 prioriterade fågelarter.docx
@@ -519,7 +519,7 @@
     <w:p/>
     <w:p>
       <w:r>
-        <w:t>2025-02-03</w:t>
+        <w:t>2025-02-04</w:t>
       </w:r>
       <w:r>
         <w:t xml:space="preserve"> </w:t>

--- a/fåglar/A 3253-2025 prioriterade fågelarter.docx
+++ b/fåglar/A 3253-2025 prioriterade fågelarter.docx
@@ -519,7 +519,7 @@
     <w:p/>
     <w:p>
       <w:r>
-        <w:t>2025-02-04</w:t>
+        <w:t>2025-02-05</w:t>
       </w:r>
       <w:r>
         <w:t xml:space="preserve"> </w:t>

--- a/fåglar/A 3253-2025 prioriterade fågelarter.docx
+++ b/fåglar/A 3253-2025 prioriterade fågelarter.docx
@@ -519,7 +519,7 @@
     <w:p/>
     <w:p>
       <w:r>
-        <w:t>2025-02-05</w:t>
+        <w:t>2025-02-06</w:t>
       </w:r>
       <w:r>
         <w:t xml:space="preserve"> </w:t>

--- a/fåglar/A 3253-2025 prioriterade fågelarter.docx
+++ b/fåglar/A 3253-2025 prioriterade fågelarter.docx
@@ -519,7 +519,7 @@
     <w:p/>
     <w:p>
       <w:r>
-        <w:t>2025-02-06</w:t>
+        <w:t>2025-02-07</w:t>
       </w:r>
       <w:r>
         <w:t xml:space="preserve"> </w:t>

--- a/fåglar/A 3253-2025 prioriterade fågelarter.docx
+++ b/fåglar/A 3253-2025 prioriterade fågelarter.docx
@@ -519,7 +519,7 @@
     <w:p/>
     <w:p>
       <w:r>
-        <w:t>2025-02-07</w:t>
+        <w:t>2025-02-08</w:t>
       </w:r>
       <w:r>
         <w:t xml:space="preserve"> </w:t>

--- a/fåglar/A 3253-2025 prioriterade fågelarter.docx
+++ b/fåglar/A 3253-2025 prioriterade fågelarter.docx
@@ -519,7 +519,7 @@
     <w:p/>
     <w:p>
       <w:r>
-        <w:t>2025-02-08</w:t>
+        <w:t>2025-02-09</w:t>
       </w:r>
       <w:r>
         <w:t xml:space="preserve"> </w:t>

--- a/fåglar/A 3253-2025 prioriterade fågelarter.docx
+++ b/fåglar/A 3253-2025 prioriterade fågelarter.docx
@@ -519,7 +519,7 @@
     <w:p/>
     <w:p>
       <w:r>
-        <w:t>2025-02-09</w:t>
+        <w:t>2025-02-10</w:t>
       </w:r>
       <w:r>
         <w:t xml:space="preserve"> </w:t>

--- a/fåglar/A 3253-2025 prioriterade fågelarter.docx
+++ b/fåglar/A 3253-2025 prioriterade fågelarter.docx
@@ -519,7 +519,7 @@
     <w:p/>
     <w:p>
       <w:r>
-        <w:t>2025-02-10</w:t>
+        <w:t>2025-02-11</w:t>
       </w:r>
       <w:r>
         <w:t xml:space="preserve"> </w:t>

--- a/fåglar/A 3253-2025 prioriterade fågelarter.docx
+++ b/fåglar/A 3253-2025 prioriterade fågelarter.docx
@@ -519,7 +519,7 @@
     <w:p/>
     <w:p>
       <w:r>
-        <w:t>2025-02-11</w:t>
+        <w:t>2025-02-12</w:t>
       </w:r>
       <w:r>
         <w:t xml:space="preserve"> </w:t>

--- a/fåglar/A 3253-2025 prioriterade fågelarter.docx
+++ b/fåglar/A 3253-2025 prioriterade fågelarter.docx
@@ -519,7 +519,7 @@
     <w:p/>
     <w:p>
       <w:r>
-        <w:t>2025-02-12</w:t>
+        <w:t>2025-02-13</w:t>
       </w:r>
       <w:r>
         <w:t xml:space="preserve"> </w:t>

--- a/fåglar/A 3253-2025 prioriterade fågelarter.docx
+++ b/fåglar/A 3253-2025 prioriterade fågelarter.docx
@@ -519,7 +519,7 @@
     <w:p/>
     <w:p>
       <w:r>
-        <w:t>2025-02-13</w:t>
+        <w:t>2025-02-14</w:t>
       </w:r>
       <w:r>
         <w:t xml:space="preserve"> </w:t>
